--- a/en/wisdom-stories/doctors-office.docx
+++ b/en/wisdom-stories/doctors-office.docx
@@ -131,7 +131,7 @@
         <w:rPr>
           <w:lang/>
         </w:rPr>
-        <w:t>Her eyes filled with tears. I did not know what to say. A moment earlier, I had been certain I was doing something kind. Now I realised that I had never asked why the boy had not eaten.</w:t>
+        <w:t xml:space="preserve">Her eyes filled with tears. I did not know what to say. A moment earlier, I had been certain I was doing something kind. Now I realized that I had never asked why the boy had not eaten.</w:t>
       </w:r>
     </w:p>
     <w:p>
